--- a/Rapport_PFE_mis_en_forme (1).docx
+++ b/Rapport_PFE_mis_en_forme (1).docx
@@ -15,10 +15,74 @@
         <w:rPr>
           <w:noProof/>
         </w:rPr>
+        <w:drawing>
+          <wp:anchor distT="0" distB="0" distL="114300" distR="114300" simplePos="0" relativeHeight="487505407" behindDoc="1" locked="0" layoutInCell="1" allowOverlap="1" wp14:anchorId="474C0E12" wp14:editId="1BAE9C61">
+            <wp:simplePos x="0" y="0"/>
+            <wp:positionH relativeFrom="column">
+              <wp:posOffset>-312420</wp:posOffset>
+            </wp:positionH>
+            <wp:positionV relativeFrom="paragraph">
+              <wp:posOffset>-1162685</wp:posOffset>
+            </wp:positionV>
+            <wp:extent cx="7961630" cy="12094210"/>
+            <wp:effectExtent l="0" t="0" r="1270" b="2540"/>
+            <wp:wrapNone/>
+            <wp:docPr id="1331624407" name="Picture 27"/>
+            <wp:cNvGraphicFramePr>
+              <a:graphicFrameLocks xmlns:a="http://schemas.openxmlformats.org/drawingml/2006/main" noChangeAspect="1"/>
+            </wp:cNvGraphicFramePr>
+            <a:graphic xmlns:a="http://schemas.openxmlformats.org/drawingml/2006/main">
+              <a:graphicData uri="http://schemas.openxmlformats.org/drawingml/2006/picture">
+                <pic:pic xmlns:pic="http://schemas.openxmlformats.org/drawingml/2006/picture">
+                  <pic:nvPicPr>
+                    <pic:cNvPr id="1331624407" name="Picture 27"/>
+                    <pic:cNvPicPr>
+                      <a:picLocks noChangeAspect="1" noChangeArrowheads="1"/>
+                    </pic:cNvPicPr>
+                  </pic:nvPicPr>
+                  <pic:blipFill>
+                    <a:blip r:embed="rId8" cstate="print">
+                      <a:extLst>
+                        <a:ext uri="{28A0092B-C50C-407E-A947-70E740481C1C}">
+                          <a14:useLocalDpi xmlns:a14="http://schemas.microsoft.com/office/drawing/2010/main" val="0"/>
+                        </a:ext>
+                      </a:extLst>
+                    </a:blip>
+                    <a:srcRect/>
+                    <a:stretch>
+                      <a:fillRect/>
+                    </a:stretch>
+                  </pic:blipFill>
+                  <pic:spPr bwMode="auto">
+                    <a:xfrm>
+                      <a:off x="0" y="0"/>
+                      <a:ext cx="7961630" cy="12094210"/>
+                    </a:xfrm>
+                    <a:prstGeom prst="rect">
+                      <a:avLst/>
+                    </a:prstGeom>
+                    <a:noFill/>
+                  </pic:spPr>
+                </pic:pic>
+              </a:graphicData>
+            </a:graphic>
+            <wp14:sizeRelH relativeFrom="margin">
+              <wp14:pctWidth>0</wp14:pctWidth>
+            </wp14:sizeRelH>
+            <wp14:sizeRelV relativeFrom="margin">
+              <wp14:pctHeight>0</wp14:pctHeight>
+            </wp14:sizeRelV>
+          </wp:anchor>
+        </w:drawing>
+      </w:r>
+      <w:r>
+        <w:rPr>
+          <w:noProof/>
+        </w:rPr>
         <mc:AlternateContent>
           <mc:Choice Requires="wpg">
             <w:drawing>
-              <wp:anchor distT="0" distB="0" distL="114300" distR="114300" simplePos="0" relativeHeight="487506432" behindDoc="1" locked="0" layoutInCell="1" allowOverlap="1" wp14:anchorId="5CB5375C" wp14:editId="05592237">
+              <wp:anchor distT="0" distB="0" distL="114300" distR="114300" simplePos="0" relativeHeight="487506432" behindDoc="1" locked="0" layoutInCell="1" allowOverlap="1" wp14:anchorId="5CB5375C" wp14:editId="79B28978">
                 <wp:simplePos x="0" y="0"/>
                 <wp:positionH relativeFrom="page">
                   <wp:posOffset>449580</wp:posOffset>
@@ -55,7 +119,7 @@
                           </pic:cNvPicPr>
                         </pic:nvPicPr>
                         <pic:blipFill>
-                          <a:blip r:embed="rId8">
+                          <a:blip r:embed="rId9">
                             <a:extLst>
                               <a:ext uri="{28A0092B-C50C-407E-A947-70E740481C1C}">
                                 <a14:useLocalDpi xmlns:a14="http://schemas.microsoft.com/office/drawing/2010/main" val="0"/>
@@ -1696,7 +1760,7 @@
                           </pic:cNvPicPr>
                         </pic:nvPicPr>
                         <pic:blipFill>
-                          <a:blip r:embed="rId9">
+                          <a:blip r:embed="rId10">
                             <a:extLst>
                               <a:ext uri="{28A0092B-C50C-407E-A947-70E740481C1C}">
                                 <a14:useLocalDpi xmlns:a14="http://schemas.microsoft.com/office/drawing/2010/main" val="0"/>
@@ -2306,7 +2370,7 @@
                           </pic:cNvPicPr>
                         </pic:nvPicPr>
                         <pic:blipFill>
-                          <a:blip r:embed="rId10">
+                          <a:blip r:embed="rId11">
                             <a:extLst>
                               <a:ext uri="{28A0092B-C50C-407E-A947-70E740481C1C}">
                                 <a14:useLocalDpi xmlns:a14="http://schemas.microsoft.com/office/drawing/2010/main" val="0"/>
@@ -2346,7 +2410,7 @@
                           </pic:cNvPicPr>
                         </pic:nvPicPr>
                         <pic:blipFill>
-                          <a:blip r:embed="rId11">
+                          <a:blip r:embed="rId12">
                             <a:extLst>
                               <a:ext uri="{28A0092B-C50C-407E-A947-70E740481C1C}">
                                 <a14:useLocalDpi xmlns:a14="http://schemas.microsoft.com/office/drawing/2010/main" val="0"/>
@@ -2392,7 +2456,7 @@
           </mc:Choice>
           <mc:Fallback>
             <w:pict>
-              <v:group w14:anchorId="4392D256" id="Group 17" o:spid="_x0000_s1026" style="position:absolute;margin-left:35.4pt;margin-top:10.15pt;width:535.2pt;height:72.85pt;z-index:-15810048;mso-position-horizontal-relative:page;mso-position-vertical-relative:page" coordorigin="1829,530" coordsize="9061,1457" o:gfxdata="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">
+              <v:group w14:anchorId="72C0DBB3" id="Group 17" o:spid="_x0000_s1026" style="position:absolute;margin-left:35.4pt;margin-top:10.15pt;width:535.2pt;height:72.85pt;z-index:-15810048;mso-position-horizontal-relative:page;mso-position-vertical-relative:page" coordorigin="1829,530" coordsize="9061,1457" o:gfxdata="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">
                 <v:shapetype id="_x0000_t75" coordsize="21600,21600" o:spt="75" o:preferrelative="t" path="m@4@5l@4@11@9@11@9@5xe" filled="f" stroked="f">
                   <v:stroke joinstyle="miter"/>
                   <v:formulas>
@@ -2413,7 +2477,7 @@
                   <o:lock v:ext="edit" aspectratio="t"/>
                 </v:shapetype>
                 <v:shape id="Picture 26" o:spid="_x0000_s1027" type="#_x0000_t75" style="position:absolute;left:9386;top:540;width:1504;height:1195;visibility:visible;mso-wrap-style:square" o:gfxdata="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">
-                  <v:imagedata r:id="rId12" o:title=""/>
+                  <v:imagedata r:id="rId13" o:title=""/>
                 </v:shape>
                 <v:shape id="AutoShape 25" o:spid="_x0000_s1028" style="position:absolute;left:8235;top:804;width:902;height:894;visibility:visible;mso-wrap-style:square;v-text-anchor:top" coordsize="902,894" o:gfxdata="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" path="m355,10l353,,280,23,213,58r-60,45l101,157,59,219,27,288,7,362,,441r2,43l8,526r10,40l31,605r52,26l148,638r66,-3l269,626r25,-6l296,608r6,-10l309,588r10,-18l322,551r-4,-11l304,544r-17,10l276,556r-12,-6l230,515,210,500,187,488r-29,-7l132,473,119,462r-6,-12l109,439r-5,-10l97,417,89,399,78,374,71,338r6,-45l96,240r34,-59l164,134r34,-31l251,74,343,34,355,10xm791,175r-4,-8l754,141,740,126,727,110,706,89,667,62,627,38,602,28r-21,1l539,49,524,43,505,31,477,16,453,9r-6,4l455,40r,11l449,51,420,30,403,21,389,19r-11,6l364,40,350,55r-17,8l309,70,273,83,250,96r6,9l304,122r20,4l337,120r8,-15l352,85r9,-16l374,62r15,l402,66r16,6l441,81r22,14l478,115r2,15l469,129r-18,-9l429,109r-16,-3l406,115r,19l408,157r-5,16l387,180r-18,3l356,187r-14,14l319,225r-26,28l267,283r-18,21l240,317r-1,9l243,335r-1,-1l235,334r-18,-1l183,334r-34,9l133,365r-2,30l141,426r11,21l162,450r12,-10l190,424r15,-11l213,414r3,9l214,435r-4,9l211,453r10,15l242,497r25,24l287,523r16,-11l328,481r14,-6l367,481r46,20l454,511r17,-10l482,498r24,29l509,532r6,8l555,520r39,-22l631,476r37,-24l691,436r24,-18l739,400r23,-19l760,375r-8,-44l758,292r11,-32l776,242r2,-10l776,221r-9,-12l749,198r-14,-9l739,183r16,-3l778,178r13,-3xm902,500r-8,5l887,499r-5,-13l880,465r-1,-10l874,451r-8,2l855,458r-21,28l812,513r-24,27l763,566r-32,30l714,613r-17,16l680,645r-18,15l658,675r-5,30l646,724r-10,16l621,754r-14,12l599,778r-7,13l583,806r-12,14l554,833r-21,15l508,867r-24,5l465,854,451,824r-8,-27l399,816r-44,15l311,844r-43,10l312,871r45,12l404,891r49,3l528,887r71,-18l665,841r60,-38l778,755r46,-54l860,639r26,-67l902,500xe" fillcolor="#fcc200" stroked="f">
                   <v:path arrowok="t" o:connecttype="custom" o:connectlocs="213,863;27,1093;8,1331;148,1443;296,1413;322,1356;276,1361;187,1293;113,1255;89,1204;96,1045;251,879;787,972;706,894;581,834;477,821;455,856;389,824;333,868;256,910;345,910;389,867;463,900;451,925;406,939;369,988;293,1058;239,1131;217,1138;131,1200;174,1245;216,1228;221,1273;303,1317;413,1306;506,1332;594,1303;715,1223;752,1136;778,1037;735,994;791,980;882,1291;866,1258;788,1345;697,1434;653,1510;607,1571;571,1625;484,1677;399,1621;312,1676;528,1692;778,1560;902,1305" o:connectangles="0,0,0,0,0,0,0,0,0,0,0,0,0,0,0,0,0,0,0,0,0,0,0,0,0,0,0,0,0,0,0,0,0,0,0,0,0,0,0,0,0,0,0,0,0,0,0,0,0,0,0,0,0,0,0"/>
@@ -2422,7 +2486,7 @@
                   <v:path arrowok="t" o:connecttype="custom" o:connectlocs="1098,957;1068,1014;1031,1069;989,1120;941,1169;889,1215;834,1258;776,1297;716,1333;654,1365;593,1393;532,1417;472,1436;413,1452;306,1467;258,1468;216,1463;149,1437;112,1387;106,1353;110,1313;125,1266;85,1307;30,1383;4,1448;0,1478;3,1504;44,1569;127,1609;201,1621;243,1623;286,1622;380,1610;479,1586;580,1548;681,1497;779,1432;825,1394;870,1353;912,1308;952,1259;989,1206;1022,1150;1051,1090;1077,1026;1098,957" o:connectangles="0,0,0,0,0,0,0,0,0,0,0,0,0,0,0,0,0,0,0,0,0,0,0,0,0,0,0,0,0,0,0,0,0,0,0,0,0,0,0,0,0,0,0,0,0,0"/>
                 </v:shape>
                 <v:shape id="Picture 23" o:spid="_x0000_s1030" type="#_x0000_t75" style="position:absolute;left:8426;top:740;width:424;height:255;visibility:visible;mso-wrap-style:square" o:gfxdata="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">
-                  <v:imagedata r:id="rId13" o:title=""/>
+                  <v:imagedata r:id="rId14" o:title=""/>
                 </v:shape>
                 <v:shape id="Freeform 22" o:spid="_x0000_s1031" style="position:absolute;left:8299;top:538;width:678;height:271;visibility:visible;mso-wrap-style:square;v-text-anchor:top" coordsize="678,271" o:gfxdata="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" path="m338,l,135,338,270,677,135,338,xe" fillcolor="#004389" stroked="f">
                   <v:path arrowok="t" o:connecttype="custom" o:connectlocs="338,539;0,674;338,809;677,674;338,539" o:connectangles="0,0,0,0,0"/>
@@ -2432,80 +2496,16 @@
                 </v:shape>
                 <v:rect id="Rectangle 20" o:spid="_x0000_s1033" style="position:absolute;left:9244;top:540;width:19;height:1192;visibility:visible;mso-wrap-style:square;v-text-anchor:top" o:gfxdata="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" fillcolor="#fcc200" stroked="f"/>
                 <v:shape id="Picture 19" o:spid="_x0000_s1034" type="#_x0000_t75" style="position:absolute;left:1829;top:530;width:924;height:1457;visibility:visible;mso-wrap-style:square" o:gfxdata="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">
-                  <v:imagedata r:id="rId14" o:title=""/>
+                  <v:imagedata r:id="rId15" o:title=""/>
                 </v:shape>
                 <v:shape id="Picture 18" o:spid="_x0000_s1035" type="#_x0000_t75" style="position:absolute;left:5355;top:855;width:1168;height:779;visibility:visible;mso-wrap-style:square" o:gfxdata="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">
-                  <v:imagedata r:id="rId15" o:title=""/>
+                  <v:imagedata r:id="rId16" o:title=""/>
                 </v:shape>
                 <w10:wrap anchorx="page" anchory="page"/>
               </v:group>
             </w:pict>
           </mc:Fallback>
         </mc:AlternateContent>
-      </w:r>
-      <w:r>
-        <w:rPr>
-          <w:noProof/>
-        </w:rPr>
-        <w:drawing>
-          <wp:anchor distT="0" distB="0" distL="114300" distR="114300" simplePos="0" relativeHeight="487505407" behindDoc="1" locked="0" layoutInCell="1" allowOverlap="1" wp14:anchorId="474C0E12" wp14:editId="13FB674B">
-            <wp:simplePos x="0" y="0"/>
-            <wp:positionH relativeFrom="column">
-              <wp:posOffset>-381000</wp:posOffset>
-            </wp:positionH>
-            <wp:positionV relativeFrom="paragraph">
-              <wp:posOffset>-705485</wp:posOffset>
-            </wp:positionV>
-            <wp:extent cx="7961630" cy="12094210"/>
-            <wp:effectExtent l="0" t="0" r="1270" b="2540"/>
-            <wp:wrapNone/>
-            <wp:docPr id="1331624407" name="Picture 27"/>
-            <wp:cNvGraphicFramePr>
-              <a:graphicFrameLocks xmlns:a="http://schemas.openxmlformats.org/drawingml/2006/main" noChangeAspect="1"/>
-            </wp:cNvGraphicFramePr>
-            <a:graphic xmlns:a="http://schemas.openxmlformats.org/drawingml/2006/main">
-              <a:graphicData uri="http://schemas.openxmlformats.org/drawingml/2006/picture">
-                <pic:pic xmlns:pic="http://schemas.openxmlformats.org/drawingml/2006/picture">
-                  <pic:nvPicPr>
-                    <pic:cNvPr id="1331624407" name="Picture 27"/>
-                    <pic:cNvPicPr>
-                      <a:picLocks noChangeAspect="1" noChangeArrowheads="1"/>
-                    </pic:cNvPicPr>
-                  </pic:nvPicPr>
-                  <pic:blipFill>
-                    <a:blip r:embed="rId16" cstate="print">
-                      <a:extLst>
-                        <a:ext uri="{28A0092B-C50C-407E-A947-70E740481C1C}">
-                          <a14:useLocalDpi xmlns:a14="http://schemas.microsoft.com/office/drawing/2010/main" val="0"/>
-                        </a:ext>
-                      </a:extLst>
-                    </a:blip>
-                    <a:srcRect/>
-                    <a:stretch>
-                      <a:fillRect/>
-                    </a:stretch>
-                  </pic:blipFill>
-                  <pic:spPr bwMode="auto">
-                    <a:xfrm>
-                      <a:off x="0" y="0"/>
-                      <a:ext cx="7961630" cy="12094210"/>
-                    </a:xfrm>
-                    <a:prstGeom prst="rect">
-                      <a:avLst/>
-                    </a:prstGeom>
-                    <a:noFill/>
-                  </pic:spPr>
-                </pic:pic>
-              </a:graphicData>
-            </a:graphic>
-            <wp14:sizeRelH relativeFrom="margin">
-              <wp14:pctWidth>0</wp14:pctWidth>
-            </wp14:sizeRelH>
-            <wp14:sizeRelV relativeFrom="margin">
-              <wp14:pctHeight>0</wp14:pctHeight>
-            </wp14:sizeRelV>
-          </wp:anchor>
-        </w:drawing>
       </w:r>
     </w:p>
     <w:p>
@@ -3580,6 +3580,12 @@
         </w:rPr>
         <w:t xml:space="preserve"> </w:t>
       </w:r>
+      <w:r>
+        <w:rPr>
+          <w:color w:val="000000"/>
+        </w:rPr>
+        <w:t xml:space="preserve">   </w:t>
+      </w:r>
       <w:proofErr w:type="gramStart"/>
       <w:r>
         <w:rPr>
@@ -3723,13 +3729,24 @@
         <w:spacing w:before="157"/>
         <w:ind w:left="1505" w:right="1467"/>
         <w:jc w:val="center"/>
-      </w:pPr>
-      <w:r>
         <w:rPr>
           <w:sz w:val="36"/>
           <w:szCs w:val="36"/>
         </w:rPr>
-        <w:t>Ben Moussa Zied</w:t>
+      </w:pPr>
+      <w:r>
+        <w:rPr>
+          <w:sz w:val="36"/>
+          <w:szCs w:val="36"/>
+        </w:rPr>
+        <w:t>Ben Moussa Zie</w:t>
+      </w:r>
+      <w:r>
+        <w:rPr>
+          <w:sz w:val="36"/>
+          <w:szCs w:val="36"/>
+        </w:rPr>
+        <w:t>d</w:t>
       </w:r>
     </w:p>
     <w:p>
@@ -3960,7 +3977,7 @@
                     </pic:cNvPicPr>
                   </pic:nvPicPr>
                   <pic:blipFill>
-                    <a:blip r:embed="rId16">
+                    <a:blip r:embed="rId8">
                       <a:extLst>
                         <a:ext uri="{28A0092B-C50C-407E-A947-70E740481C1C}">
                           <a14:useLocalDpi xmlns:a14="http://schemas.microsoft.com/office/drawing/2010/main" val="0"/>
@@ -4085,25 +4102,26 @@
           <w:szCs w:val="28"/>
         </w:rPr>
       </w:pPr>
-    </w:p>
-    <w:p>
-      <w:pPr>
+      <w:r>
         <w:rPr>
           <w:b/>
           <w:bCs/>
           <w:sz w:val="28"/>
           <w:szCs w:val="28"/>
         </w:rPr>
-      </w:pPr>
-      <w:r>
+        <w:tab/>
+        <w:t xml:space="preserve">                      Tasnim Sakka : Rapporteur</w:t>
+      </w:r>
+    </w:p>
+    <w:p>
+      <w:pPr>
         <w:rPr>
           <w:b/>
           <w:bCs/>
           <w:sz w:val="28"/>
           <w:szCs w:val="28"/>
         </w:rPr>
-        <w:t xml:space="preserve">                                 </w:t>
-      </w:r>
+      </w:pPr>
       <w:r>
         <w:rPr>
           <w:b/>
@@ -4111,16 +4129,441 @@
           <w:sz w:val="28"/>
           <w:szCs w:val="28"/>
         </w:rPr>
-        <w:t xml:space="preserve">Année </w:t>
-      </w:r>
-      <w:r>
+        <w:t xml:space="preserve">                                 Année Universitaire :  2025-2026</w:t>
+      </w:r>
+    </w:p>
+    <w:p>
+      <w:pPr>
         <w:rPr>
           <w:b/>
           <w:bCs/>
           <w:sz w:val="28"/>
           <w:szCs w:val="28"/>
         </w:rPr>
-        <w:t>Universitaire :</w:t>
+      </w:pPr>
+      <w:r>
+        <w:rPr>
+          <w:b/>
+          <w:noProof/>
+          <w:color w:val="000000"/>
+          <w:sz w:val="18"/>
+        </w:rPr>
+        <w:lastRenderedPageBreak/>
+        <mc:AlternateContent>
+          <mc:Choice Requires="wps">
+            <w:drawing>
+              <wp:anchor distT="0" distB="0" distL="114300" distR="114300" simplePos="0" relativeHeight="487599104" behindDoc="0" locked="0" layoutInCell="1" allowOverlap="1" wp14:anchorId="3CB9E3CE" wp14:editId="42652FAD">
+                <wp:simplePos x="0" y="0"/>
+                <wp:positionH relativeFrom="column">
+                  <wp:posOffset>-381000</wp:posOffset>
+                </wp:positionH>
+                <wp:positionV relativeFrom="paragraph">
+                  <wp:posOffset>329565</wp:posOffset>
+                </wp:positionV>
+                <wp:extent cx="2057400" cy="1242060"/>
+                <wp:effectExtent l="0" t="0" r="0" b="0"/>
+                <wp:wrapNone/>
+                <wp:docPr id="346376868" name="Rectangle 10"/>
+                <wp:cNvGraphicFramePr/>
+                <a:graphic xmlns:a="http://schemas.openxmlformats.org/drawingml/2006/main">
+                  <a:graphicData uri="http://schemas.microsoft.com/office/word/2010/wordprocessingShape">
+                    <wps:wsp>
+                      <wps:cNvSpPr/>
+                      <wps:spPr>
+                        <a:xfrm>
+                          <a:off x="0" y="0"/>
+                          <a:ext cx="2057400" cy="1242060"/>
+                        </a:xfrm>
+                        <a:prstGeom prst="rect">
+                          <a:avLst/>
+                        </a:prstGeom>
+                        <a:noFill/>
+                        <a:ln>
+                          <a:noFill/>
+                        </a:ln>
+                        <a:effectLst>
+                          <a:softEdge rad="12700"/>
+                        </a:effectLst>
+                      </wps:spPr>
+                      <wps:style>
+                        <a:lnRef idx="2">
+                          <a:schemeClr val="accent1"/>
+                        </a:lnRef>
+                        <a:fillRef idx="1">
+                          <a:schemeClr val="lt1"/>
+                        </a:fillRef>
+                        <a:effectRef idx="0">
+                          <a:schemeClr val="accent1"/>
+                        </a:effectRef>
+                        <a:fontRef idx="minor">
+                          <a:schemeClr val="dk1"/>
+                        </a:fontRef>
+                      </wps:style>
+                      <wps:txbx>
+                        <w:txbxContent>
+                          <w:p>
+                            <w:pPr>
+                              <w:spacing w:before="1" w:line="372" w:lineRule="auto"/>
+                              <w:jc w:val="center"/>
+                              <w:rPr>
+                                <w:color w:val="000000" w:themeColor="text1"/>
+                                <w:sz w:val="18"/>
+                                <w14:shadow w14:blurRad="38100" w14:dist="19050" w14:dir="2700000" w14:sx="100000" w14:sy="100000" w14:kx="0" w14:ky="0" w14:algn="tl">
+                                  <w14:schemeClr w14:val="dk1">
+                                    <w14:alpha w14:val="60000"/>
+                                  </w14:schemeClr>
+                                </w14:shadow>
+                                <w14:textOutline w14:w="0" w14:cap="flat" w14:cmpd="sng" w14:algn="ctr">
+                                  <w14:noFill/>
+                                  <w14:prstDash w14:val="solid"/>
+                                  <w14:round/>
+                                </w14:textOutline>
+                              </w:rPr>
+                            </w:pPr>
+                            <w:r>
+                              <w:rPr>
+                                <w:color w:val="000000" w:themeColor="text1"/>
+                                <w:sz w:val="18"/>
+                                <w14:shadow w14:blurRad="38100" w14:dist="19050" w14:dir="2700000" w14:sx="100000" w14:sy="100000" w14:kx="0" w14:ky="0" w14:algn="tl">
+                                  <w14:schemeClr w14:val="dk1">
+                                    <w14:alpha w14:val="60000"/>
+                                  </w14:schemeClr>
+                                </w14:shadow>
+                                <w14:textOutline w14:w="0" w14:cap="flat" w14:cmpd="sng" w14:algn="ctr">
+                                  <w14:noFill/>
+                                  <w14:prstDash w14:val="solid"/>
+                                  <w14:round/>
+                                </w14:textOutline>
+                              </w:rPr>
+                              <w:t>Ministère de l’Enseignement Supérieur et</w:t>
+                            </w:r>
+                          </w:p>
+                          <w:p>
+                            <w:pPr>
+                              <w:spacing w:before="1" w:line="372" w:lineRule="auto"/>
+                              <w:jc w:val="center"/>
+                              <w:rPr>
+                                <w:color w:val="000000" w:themeColor="text1"/>
+                                <w:sz w:val="18"/>
+                                <w14:shadow w14:blurRad="38100" w14:dist="19050" w14:dir="2700000" w14:sx="100000" w14:sy="100000" w14:kx="0" w14:ky="0" w14:algn="tl">
+                                  <w14:schemeClr w14:val="dk1">
+                                    <w14:alpha w14:val="60000"/>
+                                  </w14:schemeClr>
+                                </w14:shadow>
+                                <w14:textOutline w14:w="0" w14:cap="flat" w14:cmpd="sng" w14:algn="ctr">
+                                  <w14:noFill/>
+                                  <w14:prstDash w14:val="solid"/>
+                                  <w14:round/>
+                                </w14:textOutline>
+                              </w:rPr>
+                            </w:pPr>
+                            <w:r>
+                              <w:rPr>
+                                <w:color w:val="000000" w:themeColor="text1"/>
+                                <w:sz w:val="18"/>
+                                <w14:shadow w14:blurRad="38100" w14:dist="19050" w14:dir="2700000" w14:sx="100000" w14:sy="100000" w14:kx="0" w14:ky="0" w14:algn="tl">
+                                  <w14:schemeClr w14:val="dk1">
+                                    <w14:alpha w14:val="60000"/>
+                                  </w14:schemeClr>
+                                </w14:shadow>
+                                <w14:textOutline w14:w="0" w14:cap="flat" w14:cmpd="sng" w14:algn="ctr">
+                                  <w14:noFill/>
+                                  <w14:prstDash w14:val="solid"/>
+                                  <w14:round/>
+                                </w14:textOutline>
+                              </w:rPr>
+                              <w:t>De la Recherche Scientifique</w:t>
+                            </w:r>
+                          </w:p>
+                          <w:p>
+                            <w:pPr>
+                              <w:spacing w:before="1" w:line="372" w:lineRule="auto"/>
+                              <w:jc w:val="center"/>
+                              <w:rPr>
+                                <w:color w:val="000000" w:themeColor="text1"/>
+                                <w:sz w:val="18"/>
+                                <w14:shadow w14:blurRad="38100" w14:dist="19050" w14:dir="2700000" w14:sx="100000" w14:sy="100000" w14:kx="0" w14:ky="0" w14:algn="tl">
+                                  <w14:schemeClr w14:val="dk1">
+                                    <w14:alpha w14:val="60000"/>
+                                  </w14:schemeClr>
+                                </w14:shadow>
+                                <w14:textOutline w14:w="0" w14:cap="flat" w14:cmpd="sng" w14:algn="ctr">
+                                  <w14:noFill/>
+                                  <w14:prstDash w14:val="solid"/>
+                                  <w14:round/>
+                                </w14:textOutline>
+                              </w:rPr>
+                            </w:pPr>
+                            <w:r>
+                              <w:rPr>
+                                <w:color w:val="000000" w:themeColor="text1"/>
+                                <w:sz w:val="18"/>
+                                <w14:shadow w14:blurRad="38100" w14:dist="19050" w14:dir="2700000" w14:sx="100000" w14:sy="100000" w14:kx="0" w14:ky="0" w14:algn="tl">
+                                  <w14:schemeClr w14:val="dk1">
+                                    <w14:alpha w14:val="60000"/>
+                                  </w14:schemeClr>
+                                </w14:shadow>
+                                <w14:textOutline w14:w="0" w14:cap="flat" w14:cmpd="sng" w14:algn="ctr">
+                                  <w14:noFill/>
+                                  <w14:prstDash w14:val="solid"/>
+                                  <w14:round/>
+                                </w14:textOutline>
+                              </w:rPr>
+                              <w:t xml:space="preserve">Institut Supérieur </w:t>
+                            </w:r>
+                          </w:p>
+                          <w:p>
+                            <w:pPr>
+                              <w:spacing w:before="1" w:line="372" w:lineRule="auto"/>
+                              <w:jc w:val="center"/>
+                              <w:rPr>
+                                <w:color w:val="000000" w:themeColor="text1"/>
+                                <w:sz w:val="18"/>
+                                <w14:shadow w14:blurRad="38100" w14:dist="19050" w14:dir="2700000" w14:sx="100000" w14:sy="100000" w14:kx="0" w14:ky="0" w14:algn="tl">
+                                  <w14:schemeClr w14:val="dk1">
+                                    <w14:alpha w14:val="60000"/>
+                                  </w14:schemeClr>
+                                </w14:shadow>
+                                <w14:textOutline w14:w="0" w14:cap="flat" w14:cmpd="sng" w14:algn="ctr">
+                                  <w14:noFill/>
+                                  <w14:prstDash w14:val="solid"/>
+                                  <w14:round/>
+                                </w14:textOutline>
+                              </w:rPr>
+                            </w:pPr>
+                            <w:r>
+                              <w:rPr>
+                                <w:color w:val="000000" w:themeColor="text1"/>
+                                <w:sz w:val="18"/>
+                                <w14:shadow w14:blurRad="38100" w14:dist="19050" w14:dir="2700000" w14:sx="100000" w14:sy="100000" w14:kx="0" w14:ky="0" w14:algn="tl">
+                                  <w14:schemeClr w14:val="dk1">
+                                    <w14:alpha w14:val="60000"/>
+                                  </w14:schemeClr>
+                                </w14:shadow>
+                                <w14:textOutline w14:w="0" w14:cap="flat" w14:cmpd="sng" w14:algn="ctr">
+                                  <w14:noFill/>
+                                  <w14:prstDash w14:val="solid"/>
+                                  <w14:round/>
+                                </w14:textOutline>
+                              </w:rPr>
+                              <w:t>De Technologie</w:t>
+                            </w:r>
+                          </w:p>
+                          <w:p>
+                            <w:pPr>
+                              <w:jc w:val="center"/>
+                              <w:rPr>
+                                <w:color w:val="000000" w:themeColor="text1"/>
+                                <w14:shadow w14:blurRad="38100" w14:dist="19050" w14:dir="2700000" w14:sx="100000" w14:sy="100000" w14:kx="0" w14:ky="0" w14:algn="tl">
+                                  <w14:schemeClr w14:val="dk1">
+                                    <w14:alpha w14:val="60000"/>
+                                  </w14:schemeClr>
+                                </w14:shadow>
+                                <w14:textOutline w14:w="0" w14:cap="flat" w14:cmpd="sng" w14:algn="ctr">
+                                  <w14:noFill/>
+                                  <w14:prstDash w14:val="solid"/>
+                                  <w14:round/>
+                                </w14:textOutline>
+                              </w:rPr>
+                            </w:pPr>
+                          </w:p>
+                        </w:txbxContent>
+                      </wps:txbx>
+                      <wps:bodyPr rot="0" spcFirstLastPara="0" vertOverflow="overflow" horzOverflow="overflow" vert="horz" wrap="square" lIns="91440" tIns="45720" rIns="91440" bIns="45720" numCol="1" spcCol="0" rtlCol="0" fromWordArt="0" anchor="ctr" anchorCtr="0" forceAA="0" compatLnSpc="1">
+                        <a:prstTxWarp prst="textNoShape">
+                          <a:avLst/>
+                        </a:prstTxWarp>
+                        <a:noAutofit/>
+                      </wps:bodyPr>
+                    </wps:wsp>
+                  </a:graphicData>
+                </a:graphic>
+                <wp14:sizeRelH relativeFrom="margin">
+                  <wp14:pctWidth>0</wp14:pctWidth>
+                </wp14:sizeRelH>
+                <wp14:sizeRelV relativeFrom="margin">
+                  <wp14:pctHeight>0</wp14:pctHeight>
+                </wp14:sizeRelV>
+              </wp:anchor>
+            </w:drawing>
+          </mc:Choice>
+          <mc:Fallback>
+            <w:pict>
+              <v:rect w14:anchorId="3CB9E3CE" id="_x0000_s1029" style="position:absolute;left:0;text-align:left;margin-left:-30pt;margin-top:25.95pt;width:162pt;height:97.8pt;z-index:487599104;visibility:visible;mso-wrap-style:square;mso-width-percent:0;mso-height-percent:0;mso-wrap-distance-left:9pt;mso-wrap-distance-top:0;mso-wrap-distance-right:9pt;mso-wrap-distance-bottom:0;mso-position-horizontal:absolute;mso-position-horizontal-relative:text;mso-position-vertical:absolute;mso-position-vertical-relative:text;mso-width-percent:0;mso-height-percent:0;mso-width-relative:margin;mso-height-relative:margin;v-text-anchor:middle" o:gfxdata="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" filled="f" stroked="f" strokeweight="2pt">
+                <v:textbox>
+                  <w:txbxContent>
+                    <w:p>
+                      <w:pPr>
+                        <w:spacing w:before="1" w:line="372" w:lineRule="auto"/>
+                        <w:jc w:val="center"/>
+                        <w:rPr>
+                          <w:color w:val="000000" w:themeColor="text1"/>
+                          <w:sz w:val="18"/>
+                          <w14:shadow w14:blurRad="38100" w14:dist="19050" w14:dir="2700000" w14:sx="100000" w14:sy="100000" w14:kx="0" w14:ky="0" w14:algn="tl">
+                            <w14:schemeClr w14:val="dk1">
+                              <w14:alpha w14:val="60000"/>
+                            </w14:schemeClr>
+                          </w14:shadow>
+                          <w14:textOutline w14:w="0" w14:cap="flat" w14:cmpd="sng" w14:algn="ctr">
+                            <w14:noFill/>
+                            <w14:prstDash w14:val="solid"/>
+                            <w14:round/>
+                          </w14:textOutline>
+                        </w:rPr>
+                      </w:pPr>
+                      <w:r>
+                        <w:rPr>
+                          <w:color w:val="000000" w:themeColor="text1"/>
+                          <w:sz w:val="18"/>
+                          <w14:shadow w14:blurRad="38100" w14:dist="19050" w14:dir="2700000" w14:sx="100000" w14:sy="100000" w14:kx="0" w14:ky="0" w14:algn="tl">
+                            <w14:schemeClr w14:val="dk1">
+                              <w14:alpha w14:val="60000"/>
+                            </w14:schemeClr>
+                          </w14:shadow>
+                          <w14:textOutline w14:w="0" w14:cap="flat" w14:cmpd="sng" w14:algn="ctr">
+                            <w14:noFill/>
+                            <w14:prstDash w14:val="solid"/>
+                            <w14:round/>
+                          </w14:textOutline>
+                        </w:rPr>
+                        <w:t>Ministère de l’Enseignement Supérieur et</w:t>
+                      </w:r>
+                    </w:p>
+                    <w:p>
+                      <w:pPr>
+                        <w:spacing w:before="1" w:line="372" w:lineRule="auto"/>
+                        <w:jc w:val="center"/>
+                        <w:rPr>
+                          <w:color w:val="000000" w:themeColor="text1"/>
+                          <w:sz w:val="18"/>
+                          <w14:shadow w14:blurRad="38100" w14:dist="19050" w14:dir="2700000" w14:sx="100000" w14:sy="100000" w14:kx="0" w14:ky="0" w14:algn="tl">
+                            <w14:schemeClr w14:val="dk1">
+                              <w14:alpha w14:val="60000"/>
+                            </w14:schemeClr>
+                          </w14:shadow>
+                          <w14:textOutline w14:w="0" w14:cap="flat" w14:cmpd="sng" w14:algn="ctr">
+                            <w14:noFill/>
+                            <w14:prstDash w14:val="solid"/>
+                            <w14:round/>
+                          </w14:textOutline>
+                        </w:rPr>
+                      </w:pPr>
+                      <w:r>
+                        <w:rPr>
+                          <w:color w:val="000000" w:themeColor="text1"/>
+                          <w:sz w:val="18"/>
+                          <w14:shadow w14:blurRad="38100" w14:dist="19050" w14:dir="2700000" w14:sx="100000" w14:sy="100000" w14:kx="0" w14:ky="0" w14:algn="tl">
+                            <w14:schemeClr w14:val="dk1">
+                              <w14:alpha w14:val="60000"/>
+                            </w14:schemeClr>
+                          </w14:shadow>
+                          <w14:textOutline w14:w="0" w14:cap="flat" w14:cmpd="sng" w14:algn="ctr">
+                            <w14:noFill/>
+                            <w14:prstDash w14:val="solid"/>
+                            <w14:round/>
+                          </w14:textOutline>
+                        </w:rPr>
+                        <w:t>De la Recherche Scientifique</w:t>
+                      </w:r>
+                    </w:p>
+                    <w:p>
+                      <w:pPr>
+                        <w:spacing w:before="1" w:line="372" w:lineRule="auto"/>
+                        <w:jc w:val="center"/>
+                        <w:rPr>
+                          <w:color w:val="000000" w:themeColor="text1"/>
+                          <w:sz w:val="18"/>
+                          <w14:shadow w14:blurRad="38100" w14:dist="19050" w14:dir="2700000" w14:sx="100000" w14:sy="100000" w14:kx="0" w14:ky="0" w14:algn="tl">
+                            <w14:schemeClr w14:val="dk1">
+                              <w14:alpha w14:val="60000"/>
+                            </w14:schemeClr>
+                          </w14:shadow>
+                          <w14:textOutline w14:w="0" w14:cap="flat" w14:cmpd="sng" w14:algn="ctr">
+                            <w14:noFill/>
+                            <w14:prstDash w14:val="solid"/>
+                            <w14:round/>
+                          </w14:textOutline>
+                        </w:rPr>
+                      </w:pPr>
+                      <w:r>
+                        <w:rPr>
+                          <w:color w:val="000000" w:themeColor="text1"/>
+                          <w:sz w:val="18"/>
+                          <w14:shadow w14:blurRad="38100" w14:dist="19050" w14:dir="2700000" w14:sx="100000" w14:sy="100000" w14:kx="0" w14:ky="0" w14:algn="tl">
+                            <w14:schemeClr w14:val="dk1">
+                              <w14:alpha w14:val="60000"/>
+                            </w14:schemeClr>
+                          </w14:shadow>
+                          <w14:textOutline w14:w="0" w14:cap="flat" w14:cmpd="sng" w14:algn="ctr">
+                            <w14:noFill/>
+                            <w14:prstDash w14:val="solid"/>
+                            <w14:round/>
+                          </w14:textOutline>
+                        </w:rPr>
+                        <w:t xml:space="preserve">Institut Supérieur </w:t>
+                      </w:r>
+                    </w:p>
+                    <w:p>
+                      <w:pPr>
+                        <w:spacing w:before="1" w:line="372" w:lineRule="auto"/>
+                        <w:jc w:val="center"/>
+                        <w:rPr>
+                          <w:color w:val="000000" w:themeColor="text1"/>
+                          <w:sz w:val="18"/>
+                          <w14:shadow w14:blurRad="38100" w14:dist="19050" w14:dir="2700000" w14:sx="100000" w14:sy="100000" w14:kx="0" w14:ky="0" w14:algn="tl">
+                            <w14:schemeClr w14:val="dk1">
+                              <w14:alpha w14:val="60000"/>
+                            </w14:schemeClr>
+                          </w14:shadow>
+                          <w14:textOutline w14:w="0" w14:cap="flat" w14:cmpd="sng" w14:algn="ctr">
+                            <w14:noFill/>
+                            <w14:prstDash w14:val="solid"/>
+                            <w14:round/>
+                          </w14:textOutline>
+                        </w:rPr>
+                      </w:pPr>
+                      <w:r>
+                        <w:rPr>
+                          <w:color w:val="000000" w:themeColor="text1"/>
+                          <w:sz w:val="18"/>
+                          <w14:shadow w14:blurRad="38100" w14:dist="19050" w14:dir="2700000" w14:sx="100000" w14:sy="100000" w14:kx="0" w14:ky="0" w14:algn="tl">
+                            <w14:schemeClr w14:val="dk1">
+                              <w14:alpha w14:val="60000"/>
+                            </w14:schemeClr>
+                          </w14:shadow>
+                          <w14:textOutline w14:w="0" w14:cap="flat" w14:cmpd="sng" w14:algn="ctr">
+                            <w14:noFill/>
+                            <w14:prstDash w14:val="solid"/>
+                            <w14:round/>
+                          </w14:textOutline>
+                        </w:rPr>
+                        <w:t>De Technologie</w:t>
+                      </w:r>
+                    </w:p>
+                    <w:p>
+                      <w:pPr>
+                        <w:jc w:val="center"/>
+                        <w:rPr>
+                          <w:color w:val="000000" w:themeColor="text1"/>
+                          <w14:shadow w14:blurRad="38100" w14:dist="19050" w14:dir="2700000" w14:sx="100000" w14:sy="100000" w14:kx="0" w14:ky="0" w14:algn="tl">
+                            <w14:schemeClr w14:val="dk1">
+                              <w14:alpha w14:val="60000"/>
+                            </w14:schemeClr>
+                          </w14:shadow>
+                          <w14:textOutline w14:w="0" w14:cap="flat" w14:cmpd="sng" w14:algn="ctr">
+                            <w14:noFill/>
+                            <w14:prstDash w14:val="solid"/>
+                            <w14:round/>
+                          </w14:textOutline>
+                        </w:rPr>
+                      </w:pPr>
+                    </w:p>
+                  </w:txbxContent>
+                </v:textbox>
+              </v:rect>
+            </w:pict>
+          </mc:Fallback>
+        </mc:AlternateContent>
       </w:r>
       <w:r>
         <w:rPr>
@@ -4129,209 +4572,1135 @@
           <w:sz w:val="28"/>
           <w:szCs w:val="28"/>
         </w:rPr>
-        <w:t xml:space="preserve">  2025/2026</w:t>
-      </w:r>
-    </w:p>
-    <w:p>
-      <w:pPr>
+        <w:t xml:space="preserve">                                 </w:t>
+      </w:r>
+    </w:p>
+    <w:p>
+      <w:pPr>
+        <w:pStyle w:val="Corpsdetexte"/>
+        <w:rPr>
+          <w:sz w:val="20"/>
+        </w:rPr>
+      </w:pPr>
+      <w:r>
+        <w:rPr>
+          <w:b/>
+          <w:noProof/>
+          <w:color w:val="000000"/>
+          <w:sz w:val="18"/>
+        </w:rPr>
+        <mc:AlternateContent>
+          <mc:Choice Requires="wps">
+            <w:drawing>
+              <wp:anchor distT="0" distB="0" distL="114300" distR="114300" simplePos="0" relativeHeight="487598080" behindDoc="0" locked="0" layoutInCell="1" allowOverlap="1" wp14:anchorId="3EE2D185" wp14:editId="1E8CB4B5">
+                <wp:simplePos x="0" y="0"/>
+                <wp:positionH relativeFrom="column">
+                  <wp:posOffset>4797157</wp:posOffset>
+                </wp:positionH>
+                <wp:positionV relativeFrom="paragraph">
+                  <wp:posOffset>44450</wp:posOffset>
+                </wp:positionV>
+                <wp:extent cx="1981200" cy="906780"/>
+                <wp:effectExtent l="0" t="0" r="0" b="0"/>
+                <wp:wrapNone/>
+                <wp:docPr id="1036176461" name="Rectangle 7"/>
+                <wp:cNvGraphicFramePr/>
+                <a:graphic xmlns:a="http://schemas.openxmlformats.org/drawingml/2006/main">
+                  <a:graphicData uri="http://schemas.microsoft.com/office/word/2010/wordprocessingShape">
+                    <wps:wsp>
+                      <wps:cNvSpPr/>
+                      <wps:spPr>
+                        <a:xfrm>
+                          <a:off x="0" y="0"/>
+                          <a:ext cx="1981200" cy="906780"/>
+                        </a:xfrm>
+                        <a:prstGeom prst="rect">
+                          <a:avLst/>
+                        </a:prstGeom>
+                        <a:noFill/>
+                        <a:ln>
+                          <a:noFill/>
+                        </a:ln>
+                      </wps:spPr>
+                      <wps:style>
+                        <a:lnRef idx="2">
+                          <a:schemeClr val="accent6"/>
+                        </a:lnRef>
+                        <a:fillRef idx="1">
+                          <a:schemeClr val="lt1"/>
+                        </a:fillRef>
+                        <a:effectRef idx="0">
+                          <a:schemeClr val="accent6"/>
+                        </a:effectRef>
+                        <a:fontRef idx="minor">
+                          <a:schemeClr val="dk1"/>
+                        </a:fontRef>
+                      </wps:style>
+                      <wps:txbx>
+                        <w:txbxContent>
+                          <w:p>
+                            <w:pPr>
+                              <w:bidi/>
+                              <w:spacing w:before="1" w:line="295" w:lineRule="auto"/>
+                              <w:jc w:val="center"/>
+                              <w:rPr>
+                                <w:b/>
+                                <w:bCs/>
+                                <w:color w:val="000000"/>
+                              </w:rPr>
+                            </w:pPr>
+                            <w:r>
+                              <w:rPr>
+                                <w:b/>
+                                <w:bCs/>
+                                <w:color w:val="000000"/>
+                                <w:rtl/>
+                              </w:rPr>
+                              <w:t xml:space="preserve">وزارة </w:t>
+                            </w:r>
+                            <w:proofErr w:type="spellStart"/>
+                            <w:r>
+                              <w:rPr>
+                                <w:b/>
+                                <w:bCs/>
+                                <w:color w:val="000000"/>
+                                <w:rtl/>
+                              </w:rPr>
+                              <w:t>اﻟﺗﻌﻠﯾم</w:t>
+                            </w:r>
+                            <w:proofErr w:type="spellEnd"/>
+                            <w:r>
+                              <w:rPr>
+                                <w:b/>
+                                <w:bCs/>
+                                <w:color w:val="000000"/>
+                                <w:rtl/>
+                              </w:rPr>
+                              <w:t xml:space="preserve"> </w:t>
+                            </w:r>
+                            <w:proofErr w:type="spellStart"/>
+                            <w:r>
+                              <w:rPr>
+                                <w:b/>
+                                <w:bCs/>
+                                <w:color w:val="000000"/>
+                                <w:rtl/>
+                              </w:rPr>
+                              <w:t>اﻟﻌﺎﻟﻲ</w:t>
+                            </w:r>
+                            <w:proofErr w:type="spellEnd"/>
+                            <w:r>
+                              <w:rPr>
+                                <w:b/>
+                                <w:bCs/>
+                                <w:color w:val="000000"/>
+                                <w:rtl/>
+                              </w:rPr>
+                              <w:t xml:space="preserve"> </w:t>
+                            </w:r>
+                            <w:proofErr w:type="spellStart"/>
+                            <w:r>
+                              <w:rPr>
+                                <w:b/>
+                                <w:bCs/>
+                                <w:color w:val="000000"/>
+                                <w:rtl/>
+                              </w:rPr>
+                              <w:t>واﻟﺑﺣث</w:t>
+                            </w:r>
+                            <w:proofErr w:type="spellEnd"/>
+                            <w:r>
+                              <w:rPr>
+                                <w:b/>
+                                <w:bCs/>
+                                <w:color w:val="000000"/>
+                                <w:rtl/>
+                              </w:rPr>
+                              <w:t xml:space="preserve"> </w:t>
+                            </w:r>
+                            <w:proofErr w:type="spellStart"/>
+                            <w:r>
+                              <w:rPr>
+                                <w:b/>
+                                <w:bCs/>
+                                <w:color w:val="000000"/>
+                                <w:rtl/>
+                              </w:rPr>
+                              <w:t>اﻟﻌﻠﻣﻲ</w:t>
+                            </w:r>
+                            <w:proofErr w:type="spellEnd"/>
+                          </w:p>
+                          <w:p>
+                            <w:pPr>
+                              <w:bidi/>
+                              <w:spacing w:before="1" w:line="295" w:lineRule="auto"/>
+                              <w:jc w:val="center"/>
+                              <w:rPr>
+                                <w:b/>
+                                <w:bCs/>
+                                <w:color w:val="000000"/>
+                                <w:spacing w:val="-59"/>
+                              </w:rPr>
+                            </w:pPr>
+                            <w:proofErr w:type="spellStart"/>
+                            <w:r>
+                              <w:rPr>
+                                <w:b/>
+                                <w:bCs/>
+                                <w:color w:val="000000"/>
+                                <w:rtl/>
+                              </w:rPr>
+                              <w:t>اﻟﻣدرﺳﺔ</w:t>
+                            </w:r>
+                            <w:proofErr w:type="spellEnd"/>
+                            <w:r>
+                              <w:rPr>
+                                <w:b/>
+                                <w:bCs/>
+                                <w:color w:val="000000"/>
+                                <w:rtl/>
+                              </w:rPr>
+                              <w:t xml:space="preserve"> </w:t>
+                            </w:r>
+                            <w:proofErr w:type="spellStart"/>
+                            <w:r>
+                              <w:rPr>
+                                <w:b/>
+                                <w:bCs/>
+                                <w:color w:val="000000"/>
+                                <w:rtl/>
+                              </w:rPr>
+                              <w:t>اﻟﻌﻠﯾﺎ</w:t>
+                            </w:r>
+                            <w:proofErr w:type="spellEnd"/>
+                            <w:r>
+                              <w:rPr>
+                                <w:b/>
+                                <w:bCs/>
+                                <w:color w:val="000000"/>
+                                <w:rtl/>
+                              </w:rPr>
+                              <w:t xml:space="preserve"> </w:t>
+                            </w:r>
+                            <w:proofErr w:type="spellStart"/>
+                            <w:r>
+                              <w:rPr>
+                                <w:b/>
+                                <w:bCs/>
+                                <w:color w:val="000000"/>
+                                <w:rtl/>
+                              </w:rPr>
+                              <w:t>اﻟدوﻟﯾﺔ</w:t>
+                            </w:r>
+                            <w:proofErr w:type="spellEnd"/>
+                            <w:r>
+                              <w:rPr>
+                                <w:b/>
+                                <w:bCs/>
+                                <w:color w:val="000000"/>
+                                <w:rtl/>
+                              </w:rPr>
+                              <w:t xml:space="preserve"> </w:t>
+                            </w:r>
+                            <w:proofErr w:type="spellStart"/>
+                            <w:r>
+                              <w:rPr>
+                                <w:b/>
+                                <w:bCs/>
+                                <w:color w:val="000000"/>
+                                <w:rtl/>
+                              </w:rPr>
+                              <w:t>اﻟﺧﺎﺻﺔ</w:t>
+                            </w:r>
+                            <w:proofErr w:type="spellEnd"/>
+                            <w:r>
+                              <w:rPr>
+                                <w:b/>
+                                <w:bCs/>
+                                <w:color w:val="000000"/>
+                                <w:rtl/>
+                              </w:rPr>
+                              <w:t xml:space="preserve"> </w:t>
+                            </w:r>
+                            <w:proofErr w:type="spellStart"/>
+                            <w:r>
+                              <w:rPr>
+                                <w:b/>
+                                <w:bCs/>
+                                <w:color w:val="000000"/>
+                                <w:rtl/>
+                              </w:rPr>
+                              <w:t>ﻟﻠﺗﻛﻧوﻟوﺟﯾﺎ</w:t>
+                            </w:r>
+                            <w:proofErr w:type="spellEnd"/>
+                          </w:p>
+                          <w:p>
+                            <w:pPr>
+                              <w:bidi/>
+                              <w:spacing w:before="1" w:line="295" w:lineRule="auto"/>
+                              <w:jc w:val="center"/>
+                              <w:rPr>
+                                <w:b/>
+                                <w:bCs/>
+                              </w:rPr>
+                            </w:pPr>
+                            <w:proofErr w:type="spellStart"/>
+                            <w:r>
+                              <w:rPr>
+                                <w:b/>
+                                <w:bCs/>
+                                <w:color w:val="000000"/>
+                                <w:rtl/>
+                              </w:rPr>
+                              <w:t>ﺑﺻﻔﺎﻗس</w:t>
+                            </w:r>
+                            <w:proofErr w:type="spellEnd"/>
+                          </w:p>
+                          <w:p>
+                            <w:pPr>
+                              <w:jc w:val="center"/>
+                            </w:pPr>
+                          </w:p>
+                        </w:txbxContent>
+                      </wps:txbx>
+                      <wps:bodyPr rot="0" spcFirstLastPara="0" vertOverflow="overflow" horzOverflow="overflow" vert="horz" wrap="square" lIns="91440" tIns="45720" rIns="91440" bIns="45720" numCol="1" spcCol="0" rtlCol="0" fromWordArt="0" anchor="ctr" anchorCtr="0" forceAA="0" compatLnSpc="1">
+                        <a:prstTxWarp prst="textNoShape">
+                          <a:avLst/>
+                        </a:prstTxWarp>
+                        <a:noAutofit/>
+                      </wps:bodyPr>
+                    </wps:wsp>
+                  </a:graphicData>
+                </a:graphic>
+                <wp14:sizeRelH relativeFrom="margin">
+                  <wp14:pctWidth>0</wp14:pctWidth>
+                </wp14:sizeRelH>
+                <wp14:sizeRelV relativeFrom="margin">
+                  <wp14:pctHeight>0</wp14:pctHeight>
+                </wp14:sizeRelV>
+              </wp:anchor>
+            </w:drawing>
+          </mc:Choice>
+          <mc:Fallback>
+            <w:pict>
+              <v:rect w14:anchorId="3EE2D185" id="_x0000_s1030" style="position:absolute;left:0;text-align:left;margin-left:377.75pt;margin-top:3.5pt;width:156pt;height:71.4pt;z-index:487598080;visibility:visible;mso-wrap-style:square;mso-width-percent:0;mso-height-percent:0;mso-wrap-distance-left:9pt;mso-wrap-distance-top:0;mso-wrap-distance-right:9pt;mso-wrap-distance-bottom:0;mso-position-horizontal:absolute;mso-position-horizontal-relative:text;mso-position-vertical:absolute;mso-position-vertical-relative:text;mso-width-percent:0;mso-height-percent:0;mso-width-relative:margin;mso-height-relative:margin;v-text-anchor:middle" o:gfxdata="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" filled="f" stroked="f" strokeweight="2pt">
+                <v:textbox>
+                  <w:txbxContent>
+                    <w:p>
+                      <w:pPr>
+                        <w:bidi/>
+                        <w:spacing w:before="1" w:line="295" w:lineRule="auto"/>
+                        <w:jc w:val="center"/>
+                        <w:rPr>
+                          <w:b/>
+                          <w:bCs/>
+                          <w:color w:val="000000"/>
+                        </w:rPr>
+                      </w:pPr>
+                      <w:r>
+                        <w:rPr>
+                          <w:b/>
+                          <w:bCs/>
+                          <w:color w:val="000000"/>
+                          <w:rtl/>
+                        </w:rPr>
+                        <w:t xml:space="preserve">وزارة </w:t>
+                      </w:r>
+                      <w:proofErr w:type="spellStart"/>
+                      <w:r>
+                        <w:rPr>
+                          <w:b/>
+                          <w:bCs/>
+                          <w:color w:val="000000"/>
+                          <w:rtl/>
+                        </w:rPr>
+                        <w:t>اﻟﺗﻌﻠﯾم</w:t>
+                      </w:r>
+                      <w:proofErr w:type="spellEnd"/>
+                      <w:r>
+                        <w:rPr>
+                          <w:b/>
+                          <w:bCs/>
+                          <w:color w:val="000000"/>
+                          <w:rtl/>
+                        </w:rPr>
+                        <w:t xml:space="preserve"> </w:t>
+                      </w:r>
+                      <w:proofErr w:type="spellStart"/>
+                      <w:r>
+                        <w:rPr>
+                          <w:b/>
+                          <w:bCs/>
+                          <w:color w:val="000000"/>
+                          <w:rtl/>
+                        </w:rPr>
+                        <w:t>اﻟﻌﺎﻟﻲ</w:t>
+                      </w:r>
+                      <w:proofErr w:type="spellEnd"/>
+                      <w:r>
+                        <w:rPr>
+                          <w:b/>
+                          <w:bCs/>
+                          <w:color w:val="000000"/>
+                          <w:rtl/>
+                        </w:rPr>
+                        <w:t xml:space="preserve"> </w:t>
+                      </w:r>
+                      <w:proofErr w:type="spellStart"/>
+                      <w:r>
+                        <w:rPr>
+                          <w:b/>
+                          <w:bCs/>
+                          <w:color w:val="000000"/>
+                          <w:rtl/>
+                        </w:rPr>
+                        <w:t>واﻟﺑﺣث</w:t>
+                      </w:r>
+                      <w:proofErr w:type="spellEnd"/>
+                      <w:r>
+                        <w:rPr>
+                          <w:b/>
+                          <w:bCs/>
+                          <w:color w:val="000000"/>
+                          <w:rtl/>
+                        </w:rPr>
+                        <w:t xml:space="preserve"> </w:t>
+                      </w:r>
+                      <w:proofErr w:type="spellStart"/>
+                      <w:r>
+                        <w:rPr>
+                          <w:b/>
+                          <w:bCs/>
+                          <w:color w:val="000000"/>
+                          <w:rtl/>
+                        </w:rPr>
+                        <w:t>اﻟﻌﻠﻣﻲ</w:t>
+                      </w:r>
+                      <w:proofErr w:type="spellEnd"/>
+                    </w:p>
+                    <w:p>
+                      <w:pPr>
+                        <w:bidi/>
+                        <w:spacing w:before="1" w:line="295" w:lineRule="auto"/>
+                        <w:jc w:val="center"/>
+                        <w:rPr>
+                          <w:b/>
+                          <w:bCs/>
+                          <w:color w:val="000000"/>
+                          <w:spacing w:val="-59"/>
+                        </w:rPr>
+                      </w:pPr>
+                      <w:proofErr w:type="spellStart"/>
+                      <w:r>
+                        <w:rPr>
+                          <w:b/>
+                          <w:bCs/>
+                          <w:color w:val="000000"/>
+                          <w:rtl/>
+                        </w:rPr>
+                        <w:t>اﻟﻣدرﺳﺔ</w:t>
+                      </w:r>
+                      <w:proofErr w:type="spellEnd"/>
+                      <w:r>
+                        <w:rPr>
+                          <w:b/>
+                          <w:bCs/>
+                          <w:color w:val="000000"/>
+                          <w:rtl/>
+                        </w:rPr>
+                        <w:t xml:space="preserve"> </w:t>
+                      </w:r>
+                      <w:proofErr w:type="spellStart"/>
+                      <w:r>
+                        <w:rPr>
+                          <w:b/>
+                          <w:bCs/>
+                          <w:color w:val="000000"/>
+                          <w:rtl/>
+                        </w:rPr>
+                        <w:t>اﻟﻌﻠﯾﺎ</w:t>
+                      </w:r>
+                      <w:proofErr w:type="spellEnd"/>
+                      <w:r>
+                        <w:rPr>
+                          <w:b/>
+                          <w:bCs/>
+                          <w:color w:val="000000"/>
+                          <w:rtl/>
+                        </w:rPr>
+                        <w:t xml:space="preserve"> </w:t>
+                      </w:r>
+                      <w:proofErr w:type="spellStart"/>
+                      <w:r>
+                        <w:rPr>
+                          <w:b/>
+                          <w:bCs/>
+                          <w:color w:val="000000"/>
+                          <w:rtl/>
+                        </w:rPr>
+                        <w:t>اﻟدوﻟﯾﺔ</w:t>
+                      </w:r>
+                      <w:proofErr w:type="spellEnd"/>
+                      <w:r>
+                        <w:rPr>
+                          <w:b/>
+                          <w:bCs/>
+                          <w:color w:val="000000"/>
+                          <w:rtl/>
+                        </w:rPr>
+                        <w:t xml:space="preserve"> </w:t>
+                      </w:r>
+                      <w:proofErr w:type="spellStart"/>
+                      <w:r>
+                        <w:rPr>
+                          <w:b/>
+                          <w:bCs/>
+                          <w:color w:val="000000"/>
+                          <w:rtl/>
+                        </w:rPr>
+                        <w:t>اﻟﺧﺎﺻﺔ</w:t>
+                      </w:r>
+                      <w:proofErr w:type="spellEnd"/>
+                      <w:r>
+                        <w:rPr>
+                          <w:b/>
+                          <w:bCs/>
+                          <w:color w:val="000000"/>
+                          <w:rtl/>
+                        </w:rPr>
+                        <w:t xml:space="preserve"> </w:t>
+                      </w:r>
+                      <w:proofErr w:type="spellStart"/>
+                      <w:r>
+                        <w:rPr>
+                          <w:b/>
+                          <w:bCs/>
+                          <w:color w:val="000000"/>
+                          <w:rtl/>
+                        </w:rPr>
+                        <w:t>ﻟﻠﺗﻛﻧوﻟوﺟﯾﺎ</w:t>
+                      </w:r>
+                      <w:proofErr w:type="spellEnd"/>
+                    </w:p>
+                    <w:p>
+                      <w:pPr>
+                        <w:bidi/>
+                        <w:spacing w:before="1" w:line="295" w:lineRule="auto"/>
+                        <w:jc w:val="center"/>
+                        <w:rPr>
+                          <w:b/>
+                          <w:bCs/>
+                        </w:rPr>
+                      </w:pPr>
+                      <w:proofErr w:type="spellStart"/>
+                      <w:r>
+                        <w:rPr>
+                          <w:b/>
+                          <w:bCs/>
+                          <w:color w:val="000000"/>
+                          <w:rtl/>
+                        </w:rPr>
+                        <w:t>ﺑﺻﻔﺎﻗس</w:t>
+                      </w:r>
+                      <w:proofErr w:type="spellEnd"/>
+                    </w:p>
+                    <w:p>
+                      <w:pPr>
+                        <w:jc w:val="center"/>
+                      </w:pPr>
+                    </w:p>
+                  </w:txbxContent>
+                </v:textbox>
+              </v:rect>
+            </w:pict>
+          </mc:Fallback>
+        </mc:AlternateContent>
+      </w:r>
+    </w:p>
+    <w:p>
+      <w:pPr>
+        <w:rPr>
+          <w:sz w:val="20"/>
+        </w:rPr>
+      </w:pPr>
+    </w:p>
+    <w:p>
+      <w:pPr>
+        <w:pStyle w:val="Corpsdetexte"/>
+        <w:rPr>
+          <w:sz w:val="21"/>
+        </w:rPr>
+      </w:pPr>
+    </w:p>
+    <w:p>
+      <w:pPr>
+        <w:spacing w:before="1" w:line="372" w:lineRule="auto"/>
         <w:jc w:val="center"/>
-      </w:pPr>
-    </w:p>
-    <w:p>
-      <w:pPr>
+        <w:rPr>
+          <w:b/>
+          <w:sz w:val="18"/>
+        </w:rPr>
+      </w:pPr>
+    </w:p>
+    <w:p>
+      <w:pPr>
+        <w:pStyle w:val="Corpsdetexte"/>
+        <w:spacing w:before="9"/>
         <w:jc w:val="center"/>
-      </w:pPr>
-    </w:p>
-    <w:p>
-      <w:pPr>
+        <w:rPr>
+          <w:b/>
+          <w:sz w:val="20"/>
+        </w:rPr>
+      </w:pPr>
+    </w:p>
+    <w:p>
+      <w:pPr>
+        <w:spacing w:line="295" w:lineRule="auto"/>
+      </w:pPr>
+    </w:p>
+    <w:p>
+      <w:pPr>
+        <w:pStyle w:val="Titre"/>
+        <w:tabs>
+          <w:tab w:val="left" w:pos="5508"/>
+        </w:tabs>
+        <w:ind w:left="0"/>
+        <w:rPr>
+          <w:color w:val="000000"/>
+        </w:rPr>
+      </w:pPr>
+      <w:r>
+        <w:rPr>
+          <w:color w:val="000000"/>
+        </w:rPr>
+        <w:t xml:space="preserve">        </w:t>
+      </w:r>
+      <w:r>
+        <w:rPr>
+          <w:color w:val="000000"/>
+        </w:rPr>
+        <w:t>Rapport de Stage</w:t>
+      </w:r>
+    </w:p>
+    <w:p>
+      <w:pPr>
+        <w:pStyle w:val="Titre"/>
+        <w:tabs>
+          <w:tab w:val="left" w:pos="5508"/>
+        </w:tabs>
+        <w:ind w:left="0"/>
+        <w:rPr>
+          <w:color w:val="000000"/>
+        </w:rPr>
+      </w:pPr>
+      <w:r>
+        <w:rPr>
+          <w:color w:val="000000"/>
+        </w:rPr>
+        <w:t xml:space="preserve">   </w:t>
+      </w:r>
+      <w:r>
+        <w:rPr>
+          <w:color w:val="000000"/>
+        </w:rPr>
+        <w:t xml:space="preserve"> </w:t>
+      </w:r>
+      <w:r>
+        <w:rPr>
+          <w:color w:val="000000"/>
+        </w:rPr>
+        <w:t xml:space="preserve">   </w:t>
+      </w:r>
+      <w:proofErr w:type="gramStart"/>
+      <w:r>
+        <w:rPr>
+          <w:color w:val="000000"/>
+        </w:rPr>
+        <w:t>de</w:t>
+      </w:r>
+      <w:proofErr w:type="gramEnd"/>
+      <w:r>
+        <w:rPr>
+          <w:color w:val="000000"/>
+        </w:rPr>
+        <w:t xml:space="preserve"> Fin d’études</w:t>
+      </w:r>
+    </w:p>
+    <w:p>
+      <w:pPr>
+        <w:pStyle w:val="Titre2"/>
+        <w:ind w:right="1467"/>
         <w:jc w:val="center"/>
       </w:pPr>
-    </w:p>
-    <w:p>
-      <w:pPr>
+      <w:r>
+        <w:t xml:space="preserve">                </w:t>
+      </w:r>
+      <w:r>
+        <w:t xml:space="preserve">Effectué à: </w:t>
+      </w:r>
+      <w:proofErr w:type="spellStart"/>
+      <w:r>
+        <w:t>Logicom</w:t>
+      </w:r>
+      <w:proofErr w:type="spellEnd"/>
+      <w:r>
+        <w:t>, Sfax</w:t>
+      </w:r>
+    </w:p>
+    <w:p>
+      <w:pPr>
+        <w:pStyle w:val="Titre2"/>
+        <w:ind w:right="1467"/>
+      </w:pPr>
+      <w:r>
+        <w:rPr>
+          <w:noProof/>
+        </w:rPr>
+        <w:drawing>
+          <wp:anchor distT="0" distB="0" distL="114300" distR="114300" simplePos="0" relativeHeight="487597056" behindDoc="1" locked="0" layoutInCell="1" allowOverlap="1" wp14:anchorId="16FD51FB" wp14:editId="0F3ED5F0">
+            <wp:simplePos x="0" y="0"/>
+            <wp:positionH relativeFrom="column">
+              <wp:posOffset>2821940</wp:posOffset>
+            </wp:positionH>
+            <wp:positionV relativeFrom="paragraph">
+              <wp:posOffset>122555</wp:posOffset>
+            </wp:positionV>
+            <wp:extent cx="1135380" cy="845820"/>
+            <wp:effectExtent l="0" t="0" r="7620" b="0"/>
+            <wp:wrapNone/>
+            <wp:docPr id="689646742" name="Image 16"/>
+            <wp:cNvGraphicFramePr>
+              <a:graphicFrameLocks xmlns:a="http://schemas.openxmlformats.org/drawingml/2006/main" noChangeAspect="1"/>
+            </wp:cNvGraphicFramePr>
+            <a:graphic xmlns:a="http://schemas.openxmlformats.org/drawingml/2006/main">
+              <a:graphicData uri="http://schemas.openxmlformats.org/drawingml/2006/picture">
+                <pic:pic xmlns:pic="http://schemas.openxmlformats.org/drawingml/2006/picture">
+                  <pic:nvPicPr>
+                    <pic:cNvPr id="0" name="Picture 2"/>
+                    <pic:cNvPicPr>
+                      <a:picLocks noChangeAspect="1" noChangeArrowheads="1"/>
+                    </pic:cNvPicPr>
+                  </pic:nvPicPr>
+                  <pic:blipFill>
+                    <a:blip r:embed="rId17">
+                      <a:extLst>
+                        <a:ext uri="{28A0092B-C50C-407E-A947-70E740481C1C}">
+                          <a14:useLocalDpi xmlns:a14="http://schemas.microsoft.com/office/drawing/2010/main" val="0"/>
+                        </a:ext>
+                      </a:extLst>
+                    </a:blip>
+                    <a:srcRect/>
+                    <a:stretch>
+                      <a:fillRect/>
+                    </a:stretch>
+                  </pic:blipFill>
+                  <pic:spPr bwMode="auto">
+                    <a:xfrm>
+                      <a:off x="0" y="0"/>
+                      <a:ext cx="1135380" cy="845820"/>
+                    </a:xfrm>
+                    <a:prstGeom prst="rect">
+                      <a:avLst/>
+                    </a:prstGeom>
+                    <a:noFill/>
+                    <a:ln>
+                      <a:noFill/>
+                    </a:ln>
+                  </pic:spPr>
+                </pic:pic>
+              </a:graphicData>
+            </a:graphic>
+          </wp:anchor>
+        </w:drawing>
+      </w:r>
+    </w:p>
+    <w:p>
+      <w:pPr>
+        <w:pStyle w:val="Corpsdetexte"/>
+        <w:tabs>
+          <w:tab w:val="left" w:pos="8712"/>
+        </w:tabs>
+        <w:rPr>
+          <w:b/>
+          <w:sz w:val="20"/>
+        </w:rPr>
+      </w:pPr>
+      <w:r>
+        <w:rPr>
+          <w:b/>
+          <w:sz w:val="20"/>
+        </w:rPr>
+        <w:tab/>
+      </w:r>
+    </w:p>
+    <w:p>
+      <w:pPr>
+        <w:pStyle w:val="Corpsdetexte"/>
+        <w:tabs>
+          <w:tab w:val="center" w:pos="5355"/>
+          <w:tab w:val="left" w:pos="7692"/>
+        </w:tabs>
+        <w:spacing w:before="92"/>
+        <w:ind w:left="1668" w:right="1467"/>
+      </w:pPr>
+      <w:r>
+        <w:tab/>
+      </w:r>
+    </w:p>
+    <w:p>
+      <w:pPr>
+        <w:spacing w:before="157"/>
+        <w:ind w:left="1505" w:right="1467"/>
         <w:jc w:val="center"/>
       </w:pPr>
-    </w:p>
-    <w:p>
-      <w:pPr>
+      <w:r>
+        <w:t>Élaboré par :</w:t>
+      </w:r>
+    </w:p>
+    <w:p>
+      <w:pPr>
+        <w:spacing w:before="157"/>
+        <w:ind w:left="1505" w:right="1467"/>
         <w:jc w:val="center"/>
-      </w:pPr>
-    </w:p>
-    <w:p>
-      <w:pPr>
+        <w:rPr>
+          <w:sz w:val="36"/>
+          <w:szCs w:val="36"/>
+        </w:rPr>
+      </w:pPr>
+      <w:r>
+        <w:rPr>
+          <w:sz w:val="36"/>
+          <w:szCs w:val="36"/>
+        </w:rPr>
+        <w:t>Ben Moussa Zie</w:t>
+      </w:r>
+      <w:r>
+        <w:rPr>
+          <w:sz w:val="36"/>
+          <w:szCs w:val="36"/>
+        </w:rPr>
+        <w:t>d</w:t>
+      </w:r>
+    </w:p>
+    <w:p>
+      <w:pPr>
+        <w:spacing w:before="157"/>
+        <w:ind w:left="1505" w:right="1467"/>
         <w:jc w:val="center"/>
-      </w:pPr>
-    </w:p>
-    <w:p>
-      <w:pPr>
+        <w:rPr>
+          <w:sz w:val="36"/>
+          <w:szCs w:val="36"/>
+        </w:rPr>
+      </w:pPr>
+      <w:r>
+        <w:rPr>
+          <w:sz w:val="36"/>
+          <w:szCs w:val="36"/>
+        </w:rPr>
+        <w:t>Hamden Med Taher</w:t>
+      </w:r>
+    </w:p>
+    <w:p>
+      <w:pPr>
+        <w:pStyle w:val="Corpsdetexte"/>
+        <w:spacing w:before="3"/>
+        <w:ind w:left="2160"/>
+      </w:pPr>
+      <w:r>
+        <w:t xml:space="preserve">  En vue de l'obtention du Diplôme National de Licence (3 ans) en </w:t>
+      </w:r>
+    </w:p>
+    <w:p>
+      <w:pPr>
+        <w:pStyle w:val="Corpsdetexte"/>
+        <w:spacing w:before="3"/>
+        <w:ind w:left="2880" w:firstLine="720"/>
+        <w:rPr>
+          <w:b/>
+          <w:bCs/>
+          <w:sz w:val="36"/>
+          <w:szCs w:val="36"/>
+        </w:rPr>
+      </w:pPr>
+      <w:r>
+        <w:rPr>
+          <w:b/>
+          <w:bCs/>
+          <w:sz w:val="36"/>
+          <w:szCs w:val="36"/>
+        </w:rPr>
+        <w:t xml:space="preserve">        Informatique</w:t>
+      </w:r>
+    </w:p>
+    <w:p>
+      <w:pPr>
+        <w:pStyle w:val="Corpsdetexte"/>
+        <w:ind w:left="1635" w:right="1467"/>
         <w:jc w:val="center"/>
-      </w:pPr>
-    </w:p>
+        <w:rPr>
+          <w:sz w:val="26"/>
+          <w:szCs w:val="26"/>
+        </w:rPr>
+      </w:pPr>
+      <w:r>
+        <w:rPr>
+          <w:noProof/>
+        </w:rPr>
+        <mc:AlternateContent>
+          <mc:Choice Requires="wps">
+            <w:drawing>
+              <wp:anchor distT="0" distB="0" distL="0" distR="0" simplePos="0" relativeHeight="487596032" behindDoc="1" locked="0" layoutInCell="1" allowOverlap="1" wp14:anchorId="78A22429" wp14:editId="7F524023">
+                <wp:simplePos x="0" y="0"/>
+                <wp:positionH relativeFrom="page">
+                  <wp:posOffset>1134745</wp:posOffset>
+                </wp:positionH>
+                <wp:positionV relativeFrom="paragraph">
+                  <wp:posOffset>263525</wp:posOffset>
+                </wp:positionV>
+                <wp:extent cx="5486400" cy="922020"/>
+                <wp:effectExtent l="0" t="0" r="19050" b="11430"/>
+                <wp:wrapTopAndBottom/>
+                <wp:docPr id="489373613" name="Text Box 28"/>
+                <wp:cNvGraphicFramePr>
+                  <a:graphicFrameLocks xmlns:a="http://schemas.openxmlformats.org/drawingml/2006/main"/>
+                </wp:cNvGraphicFramePr>
+                <a:graphic xmlns:a="http://schemas.openxmlformats.org/drawingml/2006/main">
+                  <a:graphicData uri="http://schemas.microsoft.com/office/word/2010/wordprocessingShape">
+                    <wps:wsp>
+                      <wps:cNvSpPr txBox="1">
+                        <a:spLocks noChangeArrowheads="1"/>
+                      </wps:cNvSpPr>
+                      <wps:spPr bwMode="auto">
+                        <a:xfrm>
+                          <a:off x="0" y="0"/>
+                          <a:ext cx="5486400" cy="922020"/>
+                        </a:xfrm>
+                        <a:prstGeom prst="rect">
+                          <a:avLst/>
+                        </a:prstGeom>
+                        <a:noFill/>
+                        <a:ln w="25400">
+                          <a:solidFill>
+                            <a:srgbClr val="FCC200"/>
+                          </a:solidFill>
+                          <a:miter lim="800000"/>
+                          <a:headEnd/>
+                          <a:tailEnd/>
+                        </a:ln>
+                        <a:extLst>
+                          <a:ext uri="{909E8E84-426E-40DD-AFC4-6F175D3DCCD1}">
+                            <a14:hiddenFill xmlns:a14="http://schemas.microsoft.com/office/drawing/2010/main">
+                              <a:solidFill>
+                                <a:srgbClr val="FFFFFF"/>
+                              </a:solidFill>
+                            </a14:hiddenFill>
+                          </a:ext>
+                        </a:extLst>
+                      </wps:spPr>
+                      <wps:txbx>
+                        <w:txbxContent>
+                          <w:p>
+                            <w:pPr>
+                              <w:spacing w:before="212"/>
+                              <w:ind w:left="2657" w:right="2533"/>
+                              <w:jc w:val="center"/>
+                              <w:rPr>
+                                <w:b/>
+                                <w:sz w:val="36"/>
+                                <w:szCs w:val="36"/>
+                              </w:rPr>
+                            </w:pPr>
+                            <w:r>
+                              <w:rPr>
+                                <w:b/>
+                                <w:sz w:val="36"/>
+                                <w:szCs w:val="36"/>
+                              </w:rPr>
+                              <w:t>Espace Coworking et Formation</w:t>
+                            </w:r>
+                          </w:p>
+                        </w:txbxContent>
+                      </wps:txbx>
+                      <wps:bodyPr rot="0" vert="horz" wrap="square" lIns="0" tIns="0" rIns="0" bIns="0" anchor="t" anchorCtr="0" upright="1">
+                        <a:noAutofit/>
+                      </wps:bodyPr>
+                    </wps:wsp>
+                  </a:graphicData>
+                </a:graphic>
+                <wp14:sizeRelH relativeFrom="page">
+                  <wp14:pctWidth>0</wp14:pctWidth>
+                </wp14:sizeRelH>
+                <wp14:sizeRelV relativeFrom="page">
+                  <wp14:pctHeight>0</wp14:pctHeight>
+                </wp14:sizeRelV>
+              </wp:anchor>
+            </w:drawing>
+          </mc:Choice>
+          <mc:Fallback>
+            <w:pict>
+              <v:shape w14:anchorId="78A22429" id="_x0000_s1031" type="#_x0000_t202" style="position:absolute;left:0;text-align:left;margin-left:89.35pt;margin-top:20.75pt;width:6in;height:72.6pt;z-index:-15720448;visibility:visible;mso-wrap-style:square;mso-width-percent:0;mso-height-percent:0;mso-wrap-distance-left:0;mso-wrap-distance-top:0;mso-wrap-distance-right:0;mso-wrap-distance-bottom:0;mso-position-horizontal:absolute;mso-position-horizontal-relative:page;mso-position-vertical:absolute;mso-position-vertical-relative:text;mso-width-percent:0;mso-height-percent:0;mso-width-relative:page;mso-height-relative:page;v-text-anchor:top" o:gfxdata="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" filled="f" strokecolor="#fcc200" strokeweight="2pt">
+                <v:textbox inset="0,0,0,0">
+                  <w:txbxContent>
+                    <w:p>
+                      <w:pPr>
+                        <w:spacing w:before="212"/>
+                        <w:ind w:left="2657" w:right="2533"/>
+                        <w:jc w:val="center"/>
+                        <w:rPr>
+                          <w:b/>
+                          <w:sz w:val="36"/>
+                          <w:szCs w:val="36"/>
+                        </w:rPr>
+                      </w:pPr>
+                      <w:r>
+                        <w:rPr>
+                          <w:b/>
+                          <w:sz w:val="36"/>
+                          <w:szCs w:val="36"/>
+                        </w:rPr>
+                        <w:t>Espace Coworking et Formation</w:t>
+                      </w:r>
+                    </w:p>
+                  </w:txbxContent>
+                </v:textbox>
+                <w10:wrap type="topAndBottom" anchorx="page"/>
+              </v:shape>
+            </w:pict>
+          </mc:Fallback>
+        </mc:AlternateContent>
+      </w:r>
+      <w:r>
+        <w:rPr>
+          <w:sz w:val="26"/>
+          <w:szCs w:val="26"/>
+        </w:rPr>
+        <w:t>Intitulé :</w:t>
+      </w:r>
+    </w:p>
+    <w:p>
+      <w:pPr>
+        <w:rPr>
+          <w:b/>
+          <w:bCs/>
+          <w:sz w:val="28"/>
+          <w:szCs w:val="28"/>
+        </w:rPr>
+      </w:pPr>
+    </w:p>
+    <w:p>
+      <w:pPr>
+        <w:rPr>
+          <w:b/>
+          <w:bCs/>
+          <w:sz w:val="28"/>
+          <w:szCs w:val="28"/>
+        </w:rPr>
+      </w:pPr>
+      <w:r>
+        <w:rPr>
+          <w:b/>
+          <w:bCs/>
+          <w:sz w:val="28"/>
+          <w:szCs w:val="28"/>
+        </w:rPr>
+        <w:t xml:space="preserve">                                 </w:t>
+      </w:r>
+      <w:r>
+        <w:rPr>
+          <w:b/>
+          <w:bCs/>
+          <w:sz w:val="28"/>
+          <w:szCs w:val="28"/>
+        </w:rPr>
+        <w:t>Ahmed Fakhfekh : Directeur de thèse</w:t>
+      </w:r>
+    </w:p>
+    <w:p>
+      <w:pPr>
+        <w:tabs>
+          <w:tab w:val="left" w:pos="9744"/>
+        </w:tabs>
+        <w:rPr>
+          <w:b/>
+          <w:bCs/>
+          <w:sz w:val="28"/>
+          <w:szCs w:val="28"/>
+        </w:rPr>
+      </w:pPr>
+      <w:r>
+        <w:rPr>
+          <w:b/>
+          <w:bCs/>
+          <w:sz w:val="28"/>
+          <w:szCs w:val="28"/>
+        </w:rPr>
+        <w:t xml:space="preserve">                                 </w:t>
+      </w:r>
+      <w:r>
+        <w:rPr>
+          <w:b/>
+          <w:bCs/>
+          <w:sz w:val="28"/>
+          <w:szCs w:val="28"/>
+        </w:rPr>
+        <w:t>Wafa Gouiaa : Superviseure industrielle</w:t>
+      </w:r>
+      <w:r>
+        <w:rPr>
+          <w:b/>
+          <w:bCs/>
+          <w:sz w:val="28"/>
+          <w:szCs w:val="28"/>
+        </w:rPr>
+        <w:tab/>
+      </w:r>
+    </w:p>
+    <w:p>
+      <w:pPr>
+        <w:rPr>
+          <w:b/>
+          <w:bCs/>
+          <w:sz w:val="28"/>
+          <w:szCs w:val="28"/>
+        </w:rPr>
+      </w:pPr>
+      <w:r>
+        <w:rPr>
+          <w:b/>
+          <w:bCs/>
+          <w:sz w:val="28"/>
+          <w:szCs w:val="28"/>
+        </w:rPr>
+        <w:tab/>
+        <w:t xml:space="preserve">                      Tasnim Sakka : Rapporteur</w:t>
+      </w:r>
+    </w:p>
+    <w:p>
+      <w:pPr>
+        <w:rPr>
+          <w:b/>
+          <w:bCs/>
+          <w:sz w:val="28"/>
+          <w:szCs w:val="28"/>
+        </w:rPr>
+      </w:pPr>
+      <w:r>
+        <w:rPr>
+          <w:b/>
+          <w:bCs/>
+          <w:sz w:val="28"/>
+          <w:szCs w:val="28"/>
+        </w:rPr>
+        <w:t xml:space="preserve">                                 Année Universitaire :  2025-2026</w:t>
+      </w:r>
+    </w:p>
+    <w:p/>
     <w:p>
       <w:pPr>
         <w:jc w:val="center"/>
       </w:pPr>
     </w:p>
-    <w:p>
-      <w:pPr>
-        <w:jc w:val="center"/>
-      </w:pPr>
-    </w:p>
-    <w:p>
-      <w:pPr>
-        <w:jc w:val="center"/>
-      </w:pPr>
-    </w:p>
-    <w:p>
-      <w:pPr>
-        <w:jc w:val="center"/>
-      </w:pPr>
-    </w:p>
-    <w:p>
-      <w:pPr>
-        <w:jc w:val="center"/>
-      </w:pPr>
-    </w:p>
-    <w:p>
-      <w:pPr>
-        <w:jc w:val="center"/>
-      </w:pPr>
-    </w:p>
-    <w:p>
-      <w:pPr>
-        <w:jc w:val="center"/>
-      </w:pPr>
-    </w:p>
-    <w:p>
-      <w:pPr>
-        <w:jc w:val="center"/>
-      </w:pPr>
-    </w:p>
-    <w:p>
-      <w:pPr>
-        <w:jc w:val="center"/>
-      </w:pPr>
-    </w:p>
-    <w:p>
-      <w:pPr>
-        <w:jc w:val="center"/>
-      </w:pPr>
-    </w:p>
-    <w:p>
-      <w:pPr>
-        <w:jc w:val="center"/>
-      </w:pPr>
-    </w:p>
-    <w:p>
-      <w:pPr>
-        <w:jc w:val="center"/>
-      </w:pPr>
-    </w:p>
-    <w:p>
-      <w:pPr>
-        <w:jc w:val="center"/>
-      </w:pPr>
-    </w:p>
-    <w:p>
-      <w:pPr>
-        <w:jc w:val="center"/>
-      </w:pPr>
-    </w:p>
-    <w:p>
-      <w:pPr>
-        <w:jc w:val="center"/>
-      </w:pPr>
-    </w:p>
-    <w:p>
-      <w:pPr>
-        <w:jc w:val="center"/>
-      </w:pPr>
-    </w:p>
-    <w:p>
-      <w:pPr>
-        <w:jc w:val="center"/>
-      </w:pPr>
-    </w:p>
-    <w:p>
-      <w:pPr>
-        <w:jc w:val="center"/>
-      </w:pPr>
-    </w:p>
-    <w:p>
-      <w:pPr>
-        <w:jc w:val="center"/>
-      </w:pPr>
-    </w:p>
-    <w:p>
-      <w:pPr>
-        <w:jc w:val="center"/>
-      </w:pPr>
-    </w:p>
-    <w:p>
-      <w:pPr>
-        <w:jc w:val="center"/>
-      </w:pPr>
-    </w:p>
-    <w:p>
-      <w:pPr>
-        <w:jc w:val="center"/>
-      </w:pPr>
-    </w:p>
-    <w:p>
-      <w:pPr>
-        <w:jc w:val="center"/>
-      </w:pPr>
-    </w:p>
-    <w:p>
-      <w:pPr>
-        <w:jc w:val="center"/>
-      </w:pPr>
-    </w:p>
-    <w:p>
-      <w:pPr>
-        <w:jc w:val="center"/>
-      </w:pPr>
-    </w:p>
-    <w:p>
-      <w:pPr>
-        <w:jc w:val="center"/>
-      </w:pPr>
-    </w:p>
-    <w:p>
-      <w:pPr>
-        <w:jc w:val="center"/>
-      </w:pPr>
-    </w:p>
-    <w:p>
-      <w:pPr>
-        <w:jc w:val="center"/>
-      </w:pPr>
-    </w:p>
-    <w:p>
-      <w:pPr>
-        <w:jc w:val="center"/>
-      </w:pPr>
-    </w:p>
-    <w:p>
-      <w:pPr>
-        <w:jc w:val="center"/>
-      </w:pPr>
-    </w:p>
-    <w:p>
-      <w:pPr>
-        <w:jc w:val="center"/>
-      </w:pPr>
-    </w:p>
-    <w:p>
-      <w:pPr>
-        <w:jc w:val="center"/>
-      </w:pPr>
-    </w:p>
-    <w:p>
-      <w:pPr>
-        <w:jc w:val="center"/>
-      </w:pPr>
-    </w:p>
+    <w:p/>
     <w:p>
       <w:pPr>
         <w:jc w:val="center"/>
@@ -4549,7 +5918,6 @@
         <w:jc w:val="center"/>
       </w:pPr>
       <w:r>
-        <w:lastRenderedPageBreak/>
         <w:t>Que Dieu t’accorde Sa miséricorde infinie et t’accueille dans Son vaste paradis.</w:t>
       </w:r>
     </w:p>
@@ -4882,7 +6250,7 @@
           <w:i/>
           <w:iCs/>
         </w:rPr>
-        <w:t xml:space="preserve"> Je dédie ce travail à la personne qui a toujours été à mes côtés, m'offrant son amour, son soutien et ses encouragements sans limite. Merci pour tous les sacrifices que tu as consentis pour mon bonheur et ma réussite. Ta patience, ta tendresse et ta </w:t>
+        <w:t xml:space="preserve"> Je dédie ce travail à la personne qui a toujours été à mes côtés, m'offrant son amour, son soutien et ses encouragements sans limite. Merci pour tous les sacrifices que tu as consentis pour mon bonheur et ma réussite. Ta patience, ta tendresse et ta confiance en moi ont été une source de force et de motivation tout au long de mon parcours. Aucune parole ne saurait exprimer toute ma gratitude et mon affection </w:t>
       </w:r>
       <w:r>
         <w:rPr>
@@ -4890,7 +6258,7 @@
           <w:iCs/>
         </w:rPr>
         <w:lastRenderedPageBreak/>
-        <w:t>confiance en moi ont été une source de force et de motivation tout au long de mon parcours. Aucune parole ne saurait exprimer toute ma gratitude et mon affection envers toi.</w:t>
+        <w:t>envers toi.</w:t>
       </w:r>
     </w:p>
     <w:p>
@@ -6270,7 +7638,6 @@
           </w:tcPr>
           <w:p>
             <w:r>
-              <w:lastRenderedPageBreak/>
               <w:t>Solutions ERP</w:t>
             </w:r>
           </w:p>
@@ -13137,7 +14504,6 @@
                 <w:sz w:val="19"/>
                 <w:szCs w:val="19"/>
               </w:rPr>
-              <w:lastRenderedPageBreak/>
               <w:t>salle</w:t>
             </w:r>
             <w:proofErr w:type="gramEnd"/>
@@ -21387,7 +22753,6 @@
                 <w:sz w:val="20"/>
                 <w:szCs w:val="20"/>
               </w:rPr>
-              <w:lastRenderedPageBreak/>
               <w:t>Securite</w:t>
             </w:r>
             <w:proofErr w:type="spellEnd"/>
@@ -40367,7 +41732,6 @@
                 <w:sz w:val="20"/>
                 <w:szCs w:val="20"/>
               </w:rPr>
-              <w:lastRenderedPageBreak/>
               <w:t>GET</w:t>
             </w:r>
           </w:p>
@@ -44558,7 +45922,7 @@
   <w:style w:type="paragraph" w:default="1" w:styleId="Normal">
     <w:name w:val="Normal"/>
     <w:qFormat/>
-    <w:rsid w:val="002809AB"/>
+    <w:rsid w:val="004E0F6E"/>
     <w:pPr>
       <w:spacing w:line="360" w:lineRule="auto"/>
       <w:jc w:val="both"/>
@@ -44594,6 +45958,7 @@
     <w:name w:val="heading 2"/>
     <w:basedOn w:val="Normal"/>
     <w:next w:val="Normal"/>
+    <w:link w:val="Titre2Car"/>
     <w:qFormat/>
     <w:pPr>
       <w:keepNext/>
@@ -44696,6 +46061,7 @@
   <w:style w:type="paragraph" w:styleId="Titre">
     <w:name w:val="Title"/>
     <w:basedOn w:val="Normal"/>
+    <w:link w:val="TitreCar"/>
     <w:uiPriority w:val="10"/>
     <w:qFormat/>
     <w:pPr>
@@ -44817,6 +46183,38 @@
         <w:insideV w:val="single" w:sz="4" w:space="0" w:color="auto"/>
       </w:tblBorders>
     </w:tblPr>
+  </w:style>
+  <w:style w:type="character" w:customStyle="1" w:styleId="Titre2Car">
+    <w:name w:val="Titre 2 Car"/>
+    <w:basedOn w:val="Policepardfaut"/>
+    <w:link w:val="Titre2"/>
+    <w:rsid w:val="004E0F6E"/>
+    <w:rPr>
+      <w:rFonts w:ascii="Times New Roman" w:eastAsia="Times New Roman" w:hAnsi="Times New Roman" w:cs="Times New Roman"/>
+      <w:b/>
+      <w:bCs/>
+      <w:i/>
+      <w:iCs/>
+      <w:color w:val="000000"/>
+      <w:sz w:val="26"/>
+      <w:szCs w:val="26"/>
+      <w:lang w:val="fr-FR"/>
+    </w:rPr>
+  </w:style>
+  <w:style w:type="character" w:customStyle="1" w:styleId="TitreCar">
+    <w:name w:val="Titre Car"/>
+    <w:basedOn w:val="Policepardfaut"/>
+    <w:link w:val="Titre"/>
+    <w:uiPriority w:val="10"/>
+    <w:rsid w:val="004E0F6E"/>
+    <w:rPr>
+      <w:rFonts w:ascii="Times New Roman" w:eastAsia="Times New Roman" w:hAnsi="Times New Roman" w:cs="Times New Roman"/>
+      <w:b/>
+      <w:bCs/>
+      <w:sz w:val="62"/>
+      <w:szCs w:val="62"/>
+      <w:lang w:val="fr-FR"/>
+    </w:rPr>
   </w:style>
 </w:styles>
 </file>
